--- a/src/briefloop/template_assets/general-report-en-t1.docx
+++ b/src/briefloop/template_assets/general-report-en-t1.docx
@@ -27,7 +27,7 @@
         <w:rPr>
           <w:rFonts w:ascii="Arial" w:hAnsi="Arial" w:eastAsia="黑体"/>
           <w:b/>
-          <w:color w:val="006838"/>
+          <w:color w:val="2448B8"/>
           <w:sz w:val="48"/>
         </w:rPr>
         <w:t>{{title}}</w:t>
@@ -61,7 +61,7 @@
         <w:rPr>
           <w:rFonts w:ascii="Arial" w:hAnsi="Arial" w:eastAsia="黑体"/>
           <w:b/>
-          <w:color w:val="006838"/>
+          <w:color w:val="2448B8"/>
           <w:sz w:val="30"/>
         </w:rPr>
         <w:t>Contents</w:t>
@@ -87,7 +87,7 @@
         <w:rPr>
           <w:rFonts w:ascii="Arial" w:hAnsi="Arial" w:eastAsia="黑体"/>
           <w:b/>
-          <w:color w:val="006838"/>
+          <w:color w:val="2448B8"/>
           <w:sz w:val="30"/>
         </w:rPr>
         <w:t>Executive Summary</w:t>
@@ -101,7 +101,7 @@
         <w:rPr>
           <w:rFonts w:ascii="Arial" w:hAnsi="Arial" w:eastAsia="黑体"/>
           <w:b/>
-          <w:color w:val="006838"/>
+          <w:color w:val="2448B8"/>
           <w:sz w:val="30"/>
         </w:rPr>
         <w:t>Background</w:t>
@@ -115,7 +115,7 @@
         <w:rPr>
           <w:rFonts w:ascii="Arial" w:hAnsi="Arial" w:eastAsia="黑体"/>
           <w:b/>
-          <w:color w:val="006838"/>
+          <w:color w:val="2448B8"/>
           <w:sz w:val="30"/>
         </w:rPr>
         <w:t>Analysis</w:t>
@@ -129,7 +129,7 @@
         <w:rPr>
           <w:rFonts w:ascii="Arial" w:hAnsi="Arial" w:eastAsia="黑体"/>
           <w:b/>
-          <w:color w:val="006838"/>
+          <w:color w:val="2448B8"/>
           <w:sz w:val="30"/>
         </w:rPr>
         <w:t>Conclusions</w:t>
@@ -143,7 +143,7 @@
         <w:rPr>
           <w:rFonts w:ascii="Arial" w:hAnsi="Arial" w:eastAsia="黑体"/>
           <w:b/>
-          <w:color w:val="006838"/>
+          <w:color w:val="2448B8"/>
           <w:sz w:val="30"/>
         </w:rPr>
         <w:t>Risks</w:t>
@@ -803,7 +803,7 @@
       <w:rFonts w:asciiTheme="majorHAnsi" w:eastAsiaTheme="majorEastAsia" w:hAnsiTheme="majorHAnsi" w:cstheme="majorBidi" w:ascii="Arial" w:hAnsi="Arial" w:eastAsia="黑体"/>
       <w:b/>
       <w:bCs/>
-      <w:color w:val="006838"/>
+      <w:color w:val="2448B8"/>
       <w:sz w:val="30"/>
       <w:szCs w:val="28"/>
     </w:rPr>
@@ -827,7 +827,7 @@
       <w:rFonts w:asciiTheme="majorHAnsi" w:eastAsiaTheme="majorEastAsia" w:hAnsiTheme="majorHAnsi" w:cstheme="majorBidi" w:ascii="Arial" w:hAnsi="Arial" w:eastAsia="黑体"/>
       <w:b/>
       <w:bCs/>
-      <w:color w:val="006838"/>
+      <w:color w:val="2448B8"/>
       <w:sz w:val="25"/>
       <w:szCs w:val="26"/>
     </w:rPr>
